--- a/data/jobs/00051_d7c3a912/generated/resume_v1.docx
+++ b/data/jobs/00051_d7c3a912/generated/resume_v1.docx
@@ -126,7 +126,7 @@
           <w:b/>
           <w:sz w:val="22"/>
         </w:rPr>
-        <w:t>Title at CITI</w:t>
+        <w:t>Senior Data Engineer at Citi</w:t>
       </w:r>
       <w:r>
         <w:rPr>
@@ -145,7 +145,7 @@
           <w:rFonts w:ascii="Arial" w:hAnsi="Arial"/>
           <w:sz w:val="22"/>
         </w:rPr>
-        <w:t>Built and maintained API connectors ingesting P95 telemetry from 6,000+ enterprise endpoints (BMC TrueSight, TSCO, AppDynamics APIs) into Oracle and AWS data stores — automated, self-healing, and fully documented.</w:t>
+        <w:t>Built and maintained API connectors ingesting P95 telemetry from 6,000+ enterprise endpoints (BMC TrueSight, TSCO, AppDynamics APIs) into Oracle and AWS data stores â€” automated, self-healing, and fully documented.</w:t>
       </w:r>
     </w:p>
     <w:p>
@@ -169,7 +169,7 @@
           <w:rFonts w:ascii="Arial" w:hAnsi="Arial"/>
           <w:sz w:val="22"/>
         </w:rPr>
-        <w:t>Built hybrid AWS lakehouse platform: S3 landing zone for raw telemetry ingestion, AWS Glue for ETL transformation, Redshift for analytics and forecasting — with Parquet/Snappy columnar storage and Athena query optimization.</w:t>
+        <w:t>Built hybrid AWS lakehouse platform: S3 landing zone for raw telemetry ingestion, AWS Glue for ETL transformation, Redshift for analytics and forecasting â€” with Parquet/Snappy columnar storage and Athena query optimization.</w:t>
       </w:r>
     </w:p>
     <w:p>
@@ -215,7 +215,7 @@
           <w:b/>
           <w:sz w:val="22"/>
         </w:rPr>
-        <w:t>Title at G6 Hospitality LLC</w:t>
+        <w:t>Performance Engineer at G6 Hospitality LLC</w:t>
       </w:r>
       <w:r>
         <w:rPr>
@@ -280,7 +280,7 @@
           <w:b/>
           <w:sz w:val="22"/>
         </w:rPr>
-        <w:t>Title at CA Technologies / TIAA-CREF</w:t>
+        <w:t>SME for CA APM (Senior Consultant) at CA Technologies / TIAA-CREF</w:t>
       </w:r>
       <w:r>
         <w:rPr>
@@ -299,7 +299,7 @@
           <w:rFonts w:ascii="Arial" w:hAnsi="Arial"/>
           <w:sz w:val="22"/>
         </w:rPr>
-        <w:t>Led large-scale CA APM implementations and upgrades (9.1 to 10.1), managing 4,000–6,000 monitoring agents for enterprise financial clients.</w:t>
+        <w:t>Led large-scale CA APM implementations and upgrades (9.1 to 10.1), managing 4,000â€“6,000 monitoring agents for enterprise financial clients.</w:t>
       </w:r>
     </w:p>
     <w:p>
@@ -345,7 +345,7 @@
           <w:b/>
           <w:sz w:val="22"/>
         </w:rPr>
-        <w:t>Title at AT&amp;T</w:t>
+        <w:t>Performance Test Engineer at AT&amp;T</w:t>
       </w:r>
       <w:r>
         <w:rPr>
@@ -386,7 +386,7 @@
           <w:b/>
           <w:sz w:val="22"/>
         </w:rPr>
-        <w:t>Title at Sabre</w:t>
+        <w:t>Senior Systems &amp; Data Migration Engineer at Sabre</w:t>
       </w:r>
       <w:r>
         <w:rPr>
@@ -439,7 +439,7 @@
           <w:b/>
           <w:sz w:val="22"/>
         </w:rPr>
-        <w:t>Title at Computer Science Corporation (CSC)</w:t>
+        <w:t>Architect / Developer â€” IRS CADE Project at Computer Science Corporation (CSC)</w:t>
       </w:r>
       <w:r>
         <w:rPr>
@@ -480,7 +480,7 @@
           <w:b/>
           <w:sz w:val="22"/>
         </w:rPr>
-        <w:t>Title at Corpus Inc. / Sprint (AMDOCS projects)</w:t>
+        <w:t>Developer / Support Engineer at Corpus Inc. / Sprint (AMDOCS projects)</w:t>
       </w:r>
       <w:r>
         <w:rPr>
@@ -702,7 +702,7 @@
           <w:b/>
           <w:sz w:val="22"/>
         </w:rPr>
-        <w:t>HorizonScale — AI Capacity Forecasting Engine</w:t>
+        <w:t>HorizonScale â€” AI Capacity Forecasting Engine</w:t>
       </w:r>
       <w:r>
         <w:rPr>

--- a/data/jobs/00051_d7c3a912/generated/resume_v1.docx
+++ b/data/jobs/00051_d7c3a912/generated/resume_v1.docx
@@ -145,7 +145,7 @@
           <w:rFonts w:ascii="Arial" w:hAnsi="Arial"/>
           <w:sz w:val="22"/>
         </w:rPr>
-        <w:t>Built and maintained API connectors ingesting P95 telemetry from 6,000+ enterprise endpoints (BMC TrueSight, TSCO, AppDynamics APIs) into Oracle and AWS data stores â€” automated, self-healing, and fully documented.</w:t>
+        <w:t>Built and maintained API connectors ingesting P95 telemetry from 6,000+ enterprise endpoints (BMC TrueSight, TSCO, AppDynamics APIs) into Oracle and AWS data stores — automated, self-healing, and fully documented.</w:t>
       </w:r>
     </w:p>
     <w:p>
@@ -169,7 +169,7 @@
           <w:rFonts w:ascii="Arial" w:hAnsi="Arial"/>
           <w:sz w:val="22"/>
         </w:rPr>
-        <w:t>Built hybrid AWS lakehouse platform: S3 landing zone for raw telemetry ingestion, AWS Glue for ETL transformation, Redshift for analytics and forecasting â€” with Parquet/Snappy columnar storage and Athena query optimization.</w:t>
+        <w:t>Built hybrid AWS lakehouse platform: S3 landing zone for raw telemetry ingestion, AWS Glue for ETL transformation, Redshift for analytics and forecasting — with Parquet/Snappy columnar storage and Athena query optimization.</w:t>
       </w:r>
     </w:p>
     <w:p>
@@ -299,7 +299,7 @@
           <w:rFonts w:ascii="Arial" w:hAnsi="Arial"/>
           <w:sz w:val="22"/>
         </w:rPr>
-        <w:t>Led large-scale CA APM implementations and upgrades (9.1 to 10.1), managing 4,000â€“6,000 monitoring agents for enterprise financial clients.</w:t>
+        <w:t>Led large-scale CA APM implementations and upgrades (9.1 to 10.1), managing 4,000–6,000 monitoring agents for enterprise financial clients.</w:t>
       </w:r>
     </w:p>
     <w:p>
@@ -439,7 +439,7 @@
           <w:b/>
           <w:sz w:val="22"/>
         </w:rPr>
-        <w:t>Architect / Developer â€” IRS CADE Project at Computer Science Corporation (CSC)</w:t>
+        <w:t>Architect / Developer — IRS CADE Project at Computer Science Corporation (CSC)</w:t>
       </w:r>
       <w:r>
         <w:rPr>
@@ -702,7 +702,7 @@
           <w:b/>
           <w:sz w:val="22"/>
         </w:rPr>
-        <w:t>HorizonScale â€” AI Capacity Forecasting Engine</w:t>
+        <w:t>HorizonScale — AI Capacity Forecasting Engine</w:t>
       </w:r>
       <w:r>
         <w:rPr>
